--- a/reports/학부생_주간활동보고서_5주차_함태훈_22212334_261022.docx
+++ b/reports/학부생_주간활동보고서_5주차_함태훈_22212334_261022.docx
@@ -693,7 +693,7 @@
                 <w:spacing w:val="-20"/>
                 <w:sz w:val="16"/>
               </w:rPr>
-              <w:t xml:space="preserve">공용 v1(박종진 빌드) 값(C4·C5)에 근거를 붙임. dampratio 1의 kv는 pitch 20.53이나 다른 관절 유지 시 실효 감쇠비 0.64임. armature는 RI85 미수령으로 0임.</w:t>
+              <w:t xml:space="preserve">공용 v1 값(C4·C5)에 근거를 붙임. dampratio 1의 kv는 pitch 20.53이나 다른 관절 유지 시 실효 감쇠비 0.64임. A2 armature(어깨 0.219)는 영향만 분석, 반영은 6주차임.</w:t>
             </w:r>
           </w:p>
         </w:tc>
@@ -947,7 +947,7 @@
                 <w:spacing w:val="-20"/>
                 <w:sz w:val="16"/>
               </w:rPr>
-              <w:t xml:space="preserve">qfrc_bias를 4방법·손계산으로 검산함. 최악 자세(전역 최적화), 3 kg(ee)에서 pitch 42.92·roll 39.77 N·m로 ×1.2가 46을 넘어 미통과이고 1 kg까지는 통과함.</w:t>
+              <w:t xml:space="preserve">qfrc_bias를 4방법·손계산으로 검산함. 최악 자세(전역 최적화), 3 kg(ee)에서 pitch 42.92·roll 39.77 N·m로 ×1.2가 기준 52(10/19) 이하라 통과(여유 21.2 %)함.</w:t>
             </w:r>
           </w:p>
         </w:tc>
@@ -1242,7 +1242,7 @@
                 <w:spacing w:val="-20"/>
                 <w:sz w:val="16"/>
               </w:rPr>
-              <w:t xml:space="preserve">③ pitch 최악 토크: 페이로드 0/0.5/1/3 kg(ee) = 25.41/28.32/31.24/42.92 N·m임(그리퍼 0.5 kg 가정).</w:t>
+              <w:t xml:space="preserve">③ pitch 최악 토크: 페이로드 0/0.5/1/3 kg(ee) = 25.41/28.32/31.24/42.92 N·m임. A2 사양 어깨 정격 118.8 N·m 대비 여유 177 %임.</w:t>
             </w:r>
           </w:p>
         </w:tc>
@@ -1396,7 +1396,7 @@
               <w:rPr>
                 <w:sz w:val="16"/>
               </w:rPr>
-              <w:t xml:space="preserve">3 kg이면 어깨 pitch·roll이 정격 기준 46 N·m를 넘음(필요 51.5). 그리퍼 질량·TCP 확정 전 판정 페이로드를 3 kg으로 둘지 확인이 필요함.</w:t>
+              <w:t xml:space="preserve">A2 사양서는 어깨가 TQ인데 CAD는 8개 모두 RI85로 그려져 있어 어깨 구동기와 CAD 갱신 확인이 필요함.</w:t>
             </w:r>
           </w:p>
         </w:tc>

--- a/reports/학부생_주간활동보고서_5주차_함태훈_22212334_261022.docx
+++ b/reports/학부생_주간활동보고서_5주차_함태훈_22212334_261022.docx
@@ -1074,7 +1074,7 @@
                 <w:spacing w:val="-20"/>
                 <w:sz w:val="16"/>
               </w:rPr>
-              <w:t xml:space="preserve">17항목 OK(좌우 중력 토크 차 1.8e-14 N·m), B2 부호표 「반대」 4관절을 CAD 축으로 교차 확인함(8/8). 링크 원점을 관절점으로 옮김.</w:t>
+              <w:t xml:space="preserve">17항목 OK(좌우 중력 토크 차 1.8e-14 N·m), B2 부호표 4관절 CAD 축 교차(8/8). 박종진 ④ 충돌 0건(3,770자세)·⑤ 0 mm(504자세)와 합쳐 검증 5종 모두 통과임.</w:t>
             </w:r>
           </w:p>
         </w:tc>
